--- a/EmilioShakhawat_Resume.docx
+++ b/EmilioShakhawat_Resume.docx
@@ -458,16 +458,7 @@
           <w:sz w:val="18"/>
           <w:szCs w:val="18"/>
         </w:rPr>
-        <w:t>Log Analysis &amp; Packet Analysis (Wireshark</w:t>
-      </w:r>
-      <w:r>
-        <w:rPr>
-          <w:rFonts w:ascii="Arial" w:eastAsia="Arial" w:hAnsi="Arial" w:cs="Arial"/>
-          <w:bCs/>
-          <w:sz w:val="18"/>
-          <w:szCs w:val="18"/>
-        </w:rPr>
-        <w:t>)</w:t>
+        <w:t>Log Analysis &amp; Packet Analysis (Wireshark)</w:t>
       </w:r>
       <w:r>
         <w:rPr>
@@ -1305,16 +1296,7 @@
           <w:sz w:val="18"/>
           <w:szCs w:val="18"/>
         </w:rPr>
-        <w:t>Created a script that checks system health, monitors CPU/memory usage, and detects issues.</w:t>
-      </w:r>
-      <w:r>
-        <w:rPr>
-          <w:rFonts w:ascii="Arial" w:eastAsia="Arial" w:hAnsi="Arial" w:cs="Arial"/>
-          <w:bCs/>
-          <w:sz w:val="18"/>
-          <w:szCs w:val="18"/>
-        </w:rPr>
-        <w:t xml:space="preserve"> </w:t>
+        <w:t xml:space="preserve">Created a script that checks system health, monitors CPU/memory usage, and detects issues. </w:t>
       </w:r>
     </w:p>
     <w:p>
@@ -1343,16 +1325,7 @@
           <w:sz w:val="18"/>
           <w:szCs w:val="18"/>
         </w:rPr>
-        <w:t>Includes automated logs and troubleshooting suggestions.</w:t>
-      </w:r>
-      <w:r>
-        <w:rPr>
-          <w:rFonts w:ascii="Arial" w:eastAsia="Arial" w:hAnsi="Arial" w:cs="Arial"/>
-          <w:bCs/>
-          <w:sz w:val="18"/>
-          <w:szCs w:val="18"/>
-        </w:rPr>
-        <w:t xml:space="preserve"> </w:t>
+        <w:t xml:space="preserve">Includes automated logs and troubleshooting suggestions. </w:t>
       </w:r>
     </w:p>
     <w:p>
@@ -2278,7 +2251,7 @@
           <w:sz w:val="18"/>
           <w:szCs w:val="18"/>
         </w:rPr>
-        <w:t>3</w:t>
+        <w:t>5</w:t>
       </w:r>
     </w:p>
     <w:p>
@@ -2348,7 +2321,7 @@
           <w:sz w:val="18"/>
           <w:szCs w:val="18"/>
         </w:rPr>
-        <w:t>https://github.com/UnclElmino/MyPortfolio</w:t>
+        <w:t>https://github.com/UnclElmino/unclelmino.github.io</w:t>
       </w:r>
     </w:p>
     <w:sectPr>
@@ -2654,7 +2627,7 @@
         <w:sz w:val="20"/>
         <w:szCs w:val="20"/>
       </w:rPr>
-      <w:t xml:space="preserve"> https://github.com/</w:t>
+      <w:t xml:space="preserve"> https://</w:t>
     </w:r>
     <w:r>
       <w:rPr>
@@ -2663,7 +2636,7 @@
         <w:sz w:val="20"/>
         <w:szCs w:val="20"/>
       </w:rPr>
-      <w:t>UnclElmino</w:t>
+      <w:t>unclelmino.github.io</w:t>
     </w:r>
   </w:p>
 </w:hdr>
@@ -4623,28 +4596,28 @@
 </file>
 
 <file path=customXml/item1.xml><?xml version="1.0" encoding="utf-8"?>
-<b:Sources xmlns:b="http://schemas.openxmlformats.org/officeDocument/2006/bibliography" xmlns="http://schemas.openxmlformats.org/officeDocument/2006/bibliography" SelectedStyle="/APASixthEditionOfficeOnline.xsl" StyleName="APA" Version="6"/>
-</file>
-
-<file path=customXml/item2.xml><?xml version="1.0" encoding="utf-8"?>
 <go:gDocsCustomXmlDataStorage xmlns:go="http://customooxmlschemas.google.com/" xmlns:r="http://schemas.openxmlformats.org/officeDocument/2006/relationships" uri="GoogleDocsCustomDataVersion1">
   <go:docsCustomData xmlns:go="http://customooxmlschemas.google.com/" roundtripDataSignature="AMtx7mjpK7nudBs3qUQh4cqlPUkOlTGi2Q==">AMUW2mWSQlYCHpZSJgY/Z3bf6OxZYYXnhEdhG1ofXqJW+AMIk3oERqIrqbyv6Gzq2tBRldgTtShpsIRFZTgBRAN6MNzBsSyCOes2HKeeKE0cjW63cf5kpmw=</go:docsCustomData>
 </go:gDocsCustomXmlDataStorage>
 </file>
 
-<file path=customXml/itemProps1.xml><?xml version="1.0" encoding="utf-8"?>
-<ds:datastoreItem xmlns:ds="http://schemas.openxmlformats.org/officeDocument/2006/customXml" ds:itemID="{4253D802-93FD-D946-9C48-9716A11F9081}">
-  <ds:schemaRefs>
-    <ds:schemaRef ds:uri="http://schemas.openxmlformats.org/officeDocument/2006/bibliography"/>
-  </ds:schemaRefs>
-</ds:datastoreItem>
+<file path=customXml/item2.xml><?xml version="1.0" encoding="utf-8"?>
+<b:Sources xmlns:b="http://schemas.openxmlformats.org/officeDocument/2006/bibliography" xmlns="http://schemas.openxmlformats.org/officeDocument/2006/bibliography" SelectedStyle="/APASixthEditionOfficeOnline.xsl" StyleName="APA" Version="6"/>
 </file>
 
-<file path=customXml/itemProps2.xml><?xml version="1.0" encoding="utf-8"?>
+<file path=customXml/itemProps1.xml><?xml version="1.0" encoding="utf-8"?>
 <ds:datastoreItem xmlns:ds="http://schemas.openxmlformats.org/officeDocument/2006/customXml" ds:itemID="{11111111-1234-1234-1234-123412341234}">
   <ds:schemaRefs>
     <ds:schemaRef ds:uri="http://customooxmlschemas.google.com/"/>
     <ds:schemaRef ds:uri="http://schemas.openxmlformats.org/officeDocument/2006/relationships"/>
   </ds:schemaRefs>
 </ds:datastoreItem>
+</file>
+
+<file path=customXml/itemProps2.xml><?xml version="1.0" encoding="utf-8"?>
+<ds:datastoreItem xmlns:ds="http://schemas.openxmlformats.org/officeDocument/2006/customXml" ds:itemID="{4253D802-93FD-D946-9C48-9716A11F9081}">
+  <ds:schemaRefs>
+    <ds:schemaRef ds:uri="http://schemas.openxmlformats.org/officeDocument/2006/bibliography"/>
+  </ds:schemaRefs>
+</ds:datastoreItem>
 </file>